--- a/Aula_03/Tarefa_CY2_Aula_03.docx
+++ b/Aula_03/Tarefa_CY2_Aula_03.docx
@@ -69,7 +69,7 @@
           <w:lang w:eastAsia="pt-BR"/>
           <w14:ligatures w14:val="none"/>
         </w:rPr>
-        <w:t>Vamos criar um estilo para a nossa página pessoal!</w:t>
+        <w:t xml:space="preserve">Com os conhecimentos adquiridos até aqui, você já está preparado para um grande desafio! </w:t>
       </w:r>
       <w:r>
         <w:rPr>
@@ -80,33 +80,7 @@
           <w:lang w:eastAsia="pt-BR"/>
           <w14:ligatures w14:val="none"/>
         </w:rPr>
-        <w:t xml:space="preserve"> Mas não vai ser tão simples assim, use no mínimo 10 </w:t>
-      </w:r>
-      <w:proofErr w:type="spellStart"/>
-      <w:r>
-        <w:rPr>
-          <w:rFonts w:ascii="Times New Roman" w:eastAsia="Times New Roman" w:hAnsi="Times New Roman" w:cs="Times New Roman"/>
-          <w:i/>
-          <w:iCs/>
-          <w:kern w:val="0"/>
-          <w:sz w:val="24"/>
-          <w:szCs w:val="24"/>
-          <w:lang w:eastAsia="pt-BR"/>
-          <w14:ligatures w14:val="none"/>
-        </w:rPr>
-        <w:t>tags</w:t>
-      </w:r>
-      <w:proofErr w:type="spellEnd"/>
-      <w:r>
-        <w:rPr>
-          <w:rFonts w:ascii="Times New Roman" w:eastAsia="Times New Roman" w:hAnsi="Times New Roman" w:cs="Times New Roman"/>
-          <w:kern w:val="0"/>
-          <w:sz w:val="24"/>
-          <w:szCs w:val="24"/>
-          <w:lang w:eastAsia="pt-BR"/>
-          <w14:ligatures w14:val="none"/>
-        </w:rPr>
-        <w:t xml:space="preserve"> e atributos.</w:t>
+        <w:t xml:space="preserve">Crie a sua versão de tabela do Campeonato Brasileiro </w:t>
       </w:r>
       <w:r>
         <w:rPr>
@@ -117,136 +91,20 @@
           <w:lang w:eastAsia="pt-BR"/>
           <w14:ligatures w14:val="none"/>
         </w:rPr>
-        <w:t xml:space="preserve"> </w:t>
+        <w:t>para internet utilizando </w:t>
       </w:r>
       <w:r>
         <w:rPr>
           <w:rFonts w:ascii="Times New Roman" w:eastAsia="Times New Roman" w:hAnsi="Times New Roman" w:cs="Times New Roman"/>
+          <w:b/>
+          <w:bCs/>
           <w:kern w:val="0"/>
           <w:sz w:val="24"/>
           <w:szCs w:val="24"/>
           <w:lang w:eastAsia="pt-BR"/>
           <w14:ligatures w14:val="none"/>
         </w:rPr>
-        <w:t xml:space="preserve">Utilizem as </w:t>
-      </w:r>
-      <w:proofErr w:type="spellStart"/>
-      <w:r>
-        <w:rPr>
-          <w:rFonts w:ascii="Times New Roman" w:eastAsia="Times New Roman" w:hAnsi="Times New Roman" w:cs="Times New Roman"/>
-          <w:i/>
-          <w:iCs/>
-          <w:kern w:val="0"/>
-          <w:sz w:val="24"/>
-          <w:szCs w:val="24"/>
-          <w:lang w:eastAsia="pt-BR"/>
-          <w14:ligatures w14:val="none"/>
-        </w:rPr>
-        <w:t>tags</w:t>
-      </w:r>
-      <w:proofErr w:type="spellEnd"/>
-      <w:r>
-        <w:rPr>
-          <w:rFonts w:ascii="Times New Roman" w:eastAsia="Times New Roman" w:hAnsi="Times New Roman" w:cs="Times New Roman"/>
-          <w:kern w:val="0"/>
-          <w:sz w:val="24"/>
-          <w:szCs w:val="24"/>
-          <w:lang w:eastAsia="pt-BR"/>
-          <w14:ligatures w14:val="none"/>
-        </w:rPr>
-        <w:t xml:space="preserve"> vist</w:t>
-      </w:r>
-      <w:r>
-        <w:rPr>
-          <w:rFonts w:ascii="Times New Roman" w:eastAsia="Times New Roman" w:hAnsi="Times New Roman" w:cs="Times New Roman"/>
-          <w:kern w:val="0"/>
-          <w:sz w:val="24"/>
-          <w:szCs w:val="24"/>
-          <w:lang w:eastAsia="pt-BR"/>
-          <w14:ligatures w14:val="none"/>
-        </w:rPr>
-        <w:t>a</w:t>
-      </w:r>
-      <w:r>
-        <w:rPr>
-          <w:rFonts w:ascii="Times New Roman" w:eastAsia="Times New Roman" w:hAnsi="Times New Roman" w:cs="Times New Roman"/>
-          <w:kern w:val="0"/>
-          <w:sz w:val="24"/>
-          <w:szCs w:val="24"/>
-          <w:lang w:eastAsia="pt-BR"/>
-          <w14:ligatures w14:val="none"/>
-        </w:rPr>
-        <w:t>s em sala</w:t>
-      </w:r>
-      <w:r>
-        <w:rPr>
-          <w:rFonts w:ascii="Times New Roman" w:eastAsia="Times New Roman" w:hAnsi="Times New Roman" w:cs="Times New Roman"/>
-          <w:kern w:val="0"/>
-          <w:sz w:val="24"/>
-          <w:szCs w:val="24"/>
-          <w:lang w:eastAsia="pt-BR"/>
-          <w14:ligatures w14:val="none"/>
-        </w:rPr>
-        <w:t xml:space="preserve">: </w:t>
-      </w:r>
-      <w:r>
-        <w:rPr>
-          <w:rFonts w:ascii="Times New Roman" w:eastAsia="Times New Roman" w:hAnsi="Times New Roman" w:cs="Times New Roman"/>
-          <w:kern w:val="0"/>
-          <w:sz w:val="24"/>
-          <w:szCs w:val="24"/>
-          <w:lang w:eastAsia="pt-BR"/>
-          <w14:ligatures w14:val="none"/>
-        </w:rPr>
-        <w:t xml:space="preserve"> &lt;h1&gt;, &lt;p&gt;, &lt;</w:t>
-      </w:r>
-      <w:proofErr w:type="spellStart"/>
-      <w:r>
-        <w:rPr>
-          <w:rFonts w:ascii="Times New Roman" w:eastAsia="Times New Roman" w:hAnsi="Times New Roman" w:cs="Times New Roman"/>
-          <w:kern w:val="0"/>
-          <w:sz w:val="24"/>
-          <w:szCs w:val="24"/>
-          <w:lang w:eastAsia="pt-BR"/>
-          <w14:ligatures w14:val="none"/>
-        </w:rPr>
-        <w:t>strong</w:t>
-      </w:r>
-      <w:proofErr w:type="spellEnd"/>
-      <w:r>
-        <w:rPr>
-          <w:rFonts w:ascii="Times New Roman" w:eastAsia="Times New Roman" w:hAnsi="Times New Roman" w:cs="Times New Roman"/>
-          <w:kern w:val="0"/>
-          <w:sz w:val="24"/>
-          <w:szCs w:val="24"/>
-          <w:lang w:eastAsia="pt-BR"/>
-          <w14:ligatures w14:val="none"/>
-        </w:rPr>
-        <w:t>&gt;, &lt;</w:t>
-      </w:r>
-      <w:proofErr w:type="spellStart"/>
-      <w:r>
-        <w:rPr>
-          <w:rFonts w:ascii="Times New Roman" w:eastAsia="Times New Roman" w:hAnsi="Times New Roman" w:cs="Times New Roman"/>
-          <w:kern w:val="0"/>
-          <w:sz w:val="24"/>
-          <w:szCs w:val="24"/>
-          <w:lang w:eastAsia="pt-BR"/>
-          <w14:ligatures w14:val="none"/>
-        </w:rPr>
-        <w:t>style</w:t>
-      </w:r>
-      <w:proofErr w:type="spellEnd"/>
-      <w:r>
-        <w:rPr>
-          <w:rFonts w:ascii="Times New Roman" w:eastAsia="Times New Roman" w:hAnsi="Times New Roman" w:cs="Times New Roman"/>
-          <w:kern w:val="0"/>
-          <w:sz w:val="24"/>
-          <w:szCs w:val="24"/>
-          <w:lang w:eastAsia="pt-BR"/>
-          <w14:ligatures w14:val="none"/>
-        </w:rPr>
-        <w:t>&gt;. Utilizem também algumas propriedades para formatação de texto, cores e imagens</w:t>
+        <w:t>HTML</w:t>
       </w:r>
       <w:r>
         <w:rPr>
@@ -259,6 +117,19 @@
         </w:rPr>
         <w:t>.</w:t>
       </w:r>
+    </w:p>
+    <w:p>
+      <w:pPr>
+        <w:spacing w:before="100" w:beforeAutospacing="1" w:after="100" w:afterAutospacing="1" w:line="240" w:lineRule="auto"/>
+        <w:rPr>
+          <w:rFonts w:ascii="Times New Roman" w:eastAsia="Times New Roman" w:hAnsi="Times New Roman" w:cs="Times New Roman"/>
+          <w:kern w:val="0"/>
+          <w:sz w:val="24"/>
+          <w:szCs w:val="24"/>
+          <w:lang w:eastAsia="pt-BR"/>
+          <w14:ligatures w14:val="none"/>
+        </w:rPr>
+      </w:pPr>
       <w:r>
         <w:rPr>
           <w:rFonts w:ascii="Times New Roman" w:eastAsia="Times New Roman" w:hAnsi="Times New Roman" w:cs="Times New Roman"/>
@@ -268,35 +139,11 @@
           <w:lang w:eastAsia="pt-BR"/>
           <w14:ligatures w14:val="none"/>
         </w:rPr>
-        <w:t xml:space="preserve"> Boa sorte!</w:t>
-      </w:r>
-    </w:p>
-    <w:p>
-      <w:pPr>
-        <w:spacing w:before="100" w:beforeAutospacing="1" w:after="100" w:afterAutospacing="1" w:line="240" w:lineRule="auto"/>
-        <w:rPr>
-          <w:rFonts w:ascii="Times New Roman" w:eastAsia="Times New Roman" w:hAnsi="Times New Roman" w:cs="Times New Roman"/>
-          <w:kern w:val="0"/>
-          <w:sz w:val="24"/>
-          <w:szCs w:val="24"/>
-          <w:lang w:eastAsia="pt-BR"/>
-          <w14:ligatures w14:val="none"/>
-        </w:rPr>
-      </w:pPr>
-      <w:r>
-        <w:rPr>
-          <w:rFonts w:ascii="Times New Roman" w:eastAsia="Times New Roman" w:hAnsi="Times New Roman" w:cs="Times New Roman"/>
-          <w:noProof/>
-          <w:kern w:val="0"/>
-          <w:sz w:val="24"/>
-          <w:szCs w:val="24"/>
-          <w:lang w:eastAsia="pt-BR"/>
-        </w:rPr>
         <w:drawing>
-          <wp:inline distT="0" distB="0" distL="0" distR="0" wp14:anchorId="63896CDD" wp14:editId="68185FE9">
-            <wp:extent cx="6645910" cy="4726940"/>
+          <wp:inline distT="0" distB="0" distL="0" distR="0" wp14:anchorId="42AB2406" wp14:editId="56D4D679">
+            <wp:extent cx="6645910" cy="3031490"/>
             <wp:effectExtent l="0" t="0" r="2540" b="0"/>
-            <wp:docPr id="813821935" name="Imagem 1"/>
+            <wp:docPr id="1344886985" name="Imagem 1"/>
             <wp:cNvGraphicFramePr>
               <a:graphicFrameLocks xmlns:a="http://schemas.openxmlformats.org/drawingml/2006/main" noChangeAspect="1"/>
             </wp:cNvGraphicFramePr>
@@ -304,17 +151,11 @@
               <a:graphicData uri="http://schemas.openxmlformats.org/drawingml/2006/picture">
                 <pic:pic xmlns:pic="http://schemas.openxmlformats.org/drawingml/2006/picture">
                   <pic:nvPicPr>
-                    <pic:cNvPr id="813821935" name="Imagem 813821935"/>
+                    <pic:cNvPr id="1344886985" name=""/>
                     <pic:cNvPicPr/>
                   </pic:nvPicPr>
                   <pic:blipFill>
-                    <a:blip r:embed="rId5">
-                      <a:extLst>
-                        <a:ext uri="{28A0092B-C50C-407E-A947-70E740481C1C}">
-                          <a14:useLocalDpi xmlns:a14="http://schemas.microsoft.com/office/drawing/2010/main" val="0"/>
-                        </a:ext>
-                      </a:extLst>
-                    </a:blip>
+                    <a:blip r:embed="rId5"/>
                     <a:stretch>
                       <a:fillRect/>
                     </a:stretch>
@@ -322,7 +163,7 @@
                   <pic:spPr>
                     <a:xfrm>
                       <a:off x="0" y="0"/>
-                      <a:ext cx="6645910" cy="4726940"/>
+                      <a:ext cx="6645910" cy="3031490"/>
                     </a:xfrm>
                     <a:prstGeom prst="rect">
                       <a:avLst/>

--- a/Aula_03/Tarefa_CY2_Aula_03.docx
+++ b/Aula_03/Tarefa_CY2_Aula_03.docx
@@ -117,10 +117,74 @@
         </w:rPr>
         <w:t>.</w:t>
       </w:r>
+      <w:r>
+        <w:rPr>
+          <w:rFonts w:ascii="Times New Roman" w:eastAsia="Times New Roman" w:hAnsi="Times New Roman" w:cs="Times New Roman"/>
+          <w:kern w:val="0"/>
+          <w:sz w:val="24"/>
+          <w:szCs w:val="24"/>
+          <w:lang w:eastAsia="pt-BR"/>
+          <w14:ligatures w14:val="none"/>
+        </w:rPr>
+        <w:t xml:space="preserve"> Segue um exemplo abaixo:</w:t>
+      </w:r>
     </w:p>
     <w:p>
       <w:pPr>
         <w:spacing w:before="100" w:beforeAutospacing="1" w:after="100" w:afterAutospacing="1" w:line="240" w:lineRule="auto"/>
+        <w:ind w:firstLine="708"/>
+        <w:rPr>
+          <w:rFonts w:ascii="Times New Roman" w:eastAsia="Times New Roman" w:hAnsi="Times New Roman" w:cs="Times New Roman"/>
+          <w:kern w:val="0"/>
+          <w:sz w:val="24"/>
+          <w:szCs w:val="24"/>
+          <w:lang w:eastAsia="pt-BR"/>
+          <w14:ligatures w14:val="none"/>
+        </w:rPr>
+      </w:pPr>
+      <w:hyperlink r:id="rId5" w:history="1">
+        <w:r>
+          <w:rPr>
+            <w:rStyle w:val="Hyperlink"/>
+            <w:rFonts w:ascii="Times New Roman" w:eastAsia="Times New Roman" w:hAnsi="Times New Roman" w:cs="Times New Roman"/>
+            <w:kern w:val="0"/>
+            <w:sz w:val="24"/>
+            <w:szCs w:val="24"/>
+            <w:lang w:eastAsia="pt-BR"/>
+            <w14:ligatures w14:val="none"/>
+          </w:rPr>
+          <w:t>https://f203606.github.io/CY2/</w:t>
+        </w:r>
+        <w:r>
+          <w:rPr>
+            <w:rStyle w:val="Hyperlink"/>
+            <w:rFonts w:ascii="Times New Roman" w:eastAsia="Times New Roman" w:hAnsi="Times New Roman" w:cs="Times New Roman"/>
+            <w:kern w:val="0"/>
+            <w:sz w:val="24"/>
+            <w:szCs w:val="24"/>
+            <w:lang w:eastAsia="pt-BR"/>
+            <w14:ligatures w14:val="none"/>
+          </w:rPr>
+          <w:t>A</w:t>
+        </w:r>
+        <w:r>
+          <w:rPr>
+            <w:rStyle w:val="Hyperlink"/>
+            <w:rFonts w:ascii="Times New Roman" w:eastAsia="Times New Roman" w:hAnsi="Times New Roman" w:cs="Times New Roman"/>
+            <w:kern w:val="0"/>
+            <w:sz w:val="24"/>
+            <w:szCs w:val="24"/>
+            <w:lang w:eastAsia="pt-BR"/>
+            <w14:ligatures w14:val="none"/>
+          </w:rPr>
+          <w:t>ula_03/brasileirao</w:t>
+        </w:r>
+      </w:hyperlink>
+    </w:p>
+    <w:p>
+      <w:pPr>
+        <w:spacing w:before="100" w:beforeAutospacing="1" w:after="100" w:afterAutospacing="1" w:line="240" w:lineRule="auto"/>
+        <w:ind w:firstLine="708"/>
         <w:rPr>
           <w:rFonts w:ascii="Times New Roman" w:eastAsia="Times New Roman" w:hAnsi="Times New Roman" w:cs="Times New Roman"/>
           <w:kern w:val="0"/>
@@ -140,10 +204,18 @@
           <w14:ligatures w14:val="none"/>
         </w:rPr>
         <w:drawing>
-          <wp:inline distT="0" distB="0" distL="0" distR="0" wp14:anchorId="42AB2406" wp14:editId="56D4D679">
-            <wp:extent cx="6645910" cy="3031490"/>
-            <wp:effectExtent l="0" t="0" r="2540" b="0"/>
-            <wp:docPr id="1344886985" name="Imagem 1"/>
+          <wp:anchor distT="0" distB="0" distL="114300" distR="114300" simplePos="0" relativeHeight="251659264" behindDoc="1" locked="0" layoutInCell="1" allowOverlap="1" wp14:anchorId="0AB009EE" wp14:editId="7C8BE160">
+            <wp:simplePos x="0" y="0"/>
+            <wp:positionH relativeFrom="column">
+              <wp:posOffset>-210820</wp:posOffset>
+            </wp:positionH>
+            <wp:positionV relativeFrom="paragraph">
+              <wp:posOffset>103438</wp:posOffset>
+            </wp:positionV>
+            <wp:extent cx="2678246" cy="3375025"/>
+            <wp:effectExtent l="0" t="0" r="8255" b="0"/>
+            <wp:wrapNone/>
+            <wp:docPr id="1212924595" name="Imagem 1"/>
             <wp:cNvGraphicFramePr>
               <a:graphicFrameLocks xmlns:a="http://schemas.openxmlformats.org/drawingml/2006/main" noChangeAspect="1"/>
             </wp:cNvGraphicFramePr>
@@ -151,11 +223,17 @@
               <a:graphicData uri="http://schemas.openxmlformats.org/drawingml/2006/picture">
                 <pic:pic xmlns:pic="http://schemas.openxmlformats.org/drawingml/2006/picture">
                   <pic:nvPicPr>
-                    <pic:cNvPr id="1344886985" name=""/>
+                    <pic:cNvPr id="1212924595" name=""/>
                     <pic:cNvPicPr/>
                   </pic:nvPicPr>
                   <pic:blipFill>
-                    <a:blip r:embed="rId5"/>
+                    <a:blip r:embed="rId6">
+                      <a:extLst>
+                        <a:ext uri="{28A0092B-C50C-407E-A947-70E740481C1C}">
+                          <a14:useLocalDpi xmlns:a14="http://schemas.microsoft.com/office/drawing/2010/main" val="0"/>
+                        </a:ext>
+                      </a:extLst>
+                    </a:blip>
                     <a:stretch>
                       <a:fillRect/>
                     </a:stretch>
@@ -163,7 +241,7 @@
                   <pic:spPr>
                     <a:xfrm>
                       <a:off x="0" y="0"/>
-                      <a:ext cx="6645910" cy="3031490"/>
+                      <a:ext cx="2678246" cy="3375025"/>
                     </a:xfrm>
                     <a:prstGeom prst="rect">
                       <a:avLst/>
@@ -172,9 +250,88 @@
                 </pic:pic>
               </a:graphicData>
             </a:graphic>
-          </wp:inline>
+            <wp14:sizeRelH relativeFrom="margin">
+              <wp14:pctWidth>0</wp14:pctWidth>
+            </wp14:sizeRelH>
+            <wp14:sizeRelV relativeFrom="margin">
+              <wp14:pctHeight>0</wp14:pctHeight>
+            </wp14:sizeRelV>
+          </wp:anchor>
         </w:drawing>
       </w:r>
+      <w:r>
+        <w:rPr>
+          <w:rFonts w:ascii="Times New Roman" w:eastAsia="Times New Roman" w:hAnsi="Times New Roman" w:cs="Times New Roman"/>
+          <w:kern w:val="0"/>
+          <w:sz w:val="24"/>
+          <w:szCs w:val="24"/>
+          <w:lang w:eastAsia="pt-BR"/>
+          <w14:ligatures w14:val="none"/>
+        </w:rPr>
+        <w:drawing>
+          <wp:anchor distT="0" distB="0" distL="114300" distR="114300" simplePos="0" relativeHeight="251658240" behindDoc="1" locked="0" layoutInCell="1" allowOverlap="1" wp14:anchorId="762E014B" wp14:editId="61A9CF79">
+            <wp:simplePos x="0" y="0"/>
+            <wp:positionH relativeFrom="column">
+              <wp:posOffset>2602230</wp:posOffset>
+            </wp:positionH>
+            <wp:positionV relativeFrom="paragraph">
+              <wp:posOffset>102870</wp:posOffset>
+            </wp:positionV>
+            <wp:extent cx="4291330" cy="3002280"/>
+            <wp:effectExtent l="0" t="0" r="0" b="7620"/>
+            <wp:wrapNone/>
+            <wp:docPr id="616806540" name="Imagem 1"/>
+            <wp:cNvGraphicFramePr>
+              <a:graphicFrameLocks xmlns:a="http://schemas.openxmlformats.org/drawingml/2006/main" noChangeAspect="1"/>
+            </wp:cNvGraphicFramePr>
+            <a:graphic xmlns:a="http://schemas.openxmlformats.org/drawingml/2006/main">
+              <a:graphicData uri="http://schemas.openxmlformats.org/drawingml/2006/picture">
+                <pic:pic xmlns:pic="http://schemas.openxmlformats.org/drawingml/2006/picture">
+                  <pic:nvPicPr>
+                    <pic:cNvPr id="616806540" name=""/>
+                    <pic:cNvPicPr/>
+                  </pic:nvPicPr>
+                  <pic:blipFill>
+                    <a:blip r:embed="rId7">
+                      <a:extLst>
+                        <a:ext uri="{28A0092B-C50C-407E-A947-70E740481C1C}">
+                          <a14:useLocalDpi xmlns:a14="http://schemas.microsoft.com/office/drawing/2010/main" val="0"/>
+                        </a:ext>
+                      </a:extLst>
+                    </a:blip>
+                    <a:stretch>
+                      <a:fillRect/>
+                    </a:stretch>
+                  </pic:blipFill>
+                  <pic:spPr>
+                    <a:xfrm>
+                      <a:off x="0" y="0"/>
+                      <a:ext cx="4291330" cy="3002280"/>
+                    </a:xfrm>
+                    <a:prstGeom prst="rect">
+                      <a:avLst/>
+                    </a:prstGeom>
+                  </pic:spPr>
+                </pic:pic>
+              </a:graphicData>
+            </a:graphic>
+          </wp:anchor>
+        </w:drawing>
+      </w:r>
+    </w:p>
+    <w:p>
+      <w:pPr>
+        <w:spacing w:before="100" w:beforeAutospacing="1" w:after="100" w:afterAutospacing="1" w:line="240" w:lineRule="auto"/>
+        <w:jc w:val="center"/>
+        <w:rPr>
+          <w:rFonts w:ascii="Times New Roman" w:eastAsia="Times New Roman" w:hAnsi="Times New Roman" w:cs="Times New Roman"/>
+          <w:kern w:val="0"/>
+          <w:sz w:val="24"/>
+          <w:szCs w:val="24"/>
+          <w:lang w:eastAsia="pt-BR"/>
+          <w14:ligatures w14:val="none"/>
+        </w:rPr>
+      </w:pPr>
     </w:p>
     <w:p>
       <w:pPr>
